--- a/Prácticas Bases de datos/PRÁCTICA 3 BASE DE DATOS.docx
+++ b/Prácticas Bases de datos/PRÁCTICA 3 BASE DE DATOS.docx
@@ -773,7 +773,27 @@
           <w:szCs w:val="24"/>
           <w:shd w:val="clear" w:color="auto" w:fill="FFFFFF"/>
         </w:rPr>
-        <w:t xml:space="preserve"> 76, 29 =&gt; union de ambas 23, 14, 76, 29</w:t>
+        <w:t xml:space="preserve"> 76, 29 =&gt; union de ambas 23, 14, </w:t>
+      </w:r>
+      <w:r>
+        <w:rPr>
+          <w:rFonts w:cstheme="minorHAnsi"/>
+          <w:color w:val="000000"/>
+          <w:sz w:val="24"/>
+          <w:szCs w:val="24"/>
+          <w:shd w:val="clear" w:color="auto" w:fill="FFFFFF"/>
+        </w:rPr>
+        <w:t xml:space="preserve">17, </w:t>
+      </w:r>
+      <w:r>
+        <w:rPr>
+          <w:rFonts w:cstheme="minorHAnsi"/>
+          <w:color w:val="000000"/>
+          <w:sz w:val="24"/>
+          <w:szCs w:val="24"/>
+          <w:shd w:val="clear" w:color="auto" w:fill="FFFFFF"/>
+        </w:rPr>
+        <w:t>76, 29</w:t>
       </w:r>
     </w:p>
     <w:p>
